--- a/plantillas/certificado-funcion-tutorial.docx
+++ b/plantillas/certificado-funcion-tutorial.docx
@@ -9,23 +9,35 @@
     </w:p>
     <w:p>
       <w:r>
-        <w:rPr>
-          <w:b/>
-          <w:sz w:val="32"/>
-        </w:rPr>
-        <w:t xml:space="preserve">Certificado</w:t>
+        <w:t xml:space="preserve">{{FIRMANTE}}, Profesor/a:firmante de {{ESPECIALIDAD FIRMANTE}} y Secretario/a:firmante del {{CENTRO}}, de {{LOCALIDAD}} ({{PROVINCIA}}),</w:t>
       </w:r>
     </w:p>
     <w:p>
       <w:r>
-        <w:t xml:space="preserve">{{TRATAMIENTO FIRMANTE}} {{FIRMANTE}}, del {{CENTRO}}, código {{CODIGO CENTRO}}</w:t>
+        <w:rPr>
+          <w:b/>
+        </w:rPr>
+        <w:t xml:space="preserve">C E R T I F I C A:</w:t>
       </w:r>
     </w:p>
     <w:p>
       <w:r>
-        <w:t xml:space="preserve">CERTIFICA: que {{NOMBRE NATURAL}}, con DNI {{REFERENCIA}}, especialidad {{ESPECIALIDAD}}, ha</w:t>
+        <w:t xml:space="preserve">Que </w:t>
+      </w:r>
+      <w:r>
+        <w:rPr>
+          <w:b/>
+        </w:rPr>
+        <w:t xml:space="preserve">D./Dña. {{NOMBRE NATURAL}}</w:t>
+      </w:r>
+      <w:r>
+        <w:t xml:space="preserve">, con DNI {{DNI}}, profesor/a de {{ESPECIALIDAD}}, ha ejercido la</w:t>
+      </w:r>
+      <w:r>
         <w:br/>
-        <w:t xml:space="preserve">ejercido la función tutorial en este centro en los periodos siguientes:</w:t>
+      </w:r>
+      <w:r>
+        <w:t xml:space="preserve">función tutorial en este centro en los periodos siguientes:</w:t>
       </w:r>
     </w:p>
     <w:p>
@@ -35,21 +47,103 @@
     </w:p>
     <w:p>
       <w:r>
-        <w:t xml:space="preserve">Y para que conste a petición de la persona interesada, firmo el presente en {{LUGAR Y FECHA}}.</w:t>
+        <w:t xml:space="preserve">Y para que conste y surta los efectos oportunos, a petición de la persona interesada, expido la</w:t>
+        <w:br/>
+        <w:t xml:space="preserve">presente con el V.º B.º del/de la:vistobueno Director/a:vistobueno, en {{LOCALIDAD}}, a {{HOY LARGO}}.</w:t>
       </w:r>
     </w:p>
-    <w:p>
-      <w:pPr>
-        <w:jc w:val="right"/>
-      </w:pPr>
-      <w:r>
-        <w:t xml:space="preserve">{{TRATAMIENTO FIRMANTE}}</w:t>
-        <w:br/>
-        <w:t xml:space="preserve"/>
-        <w:br/>
-        <w:t xml:space="preserve">Fdo.: {{FIRMANTE}}</w:t>
-      </w:r>
-    </w:p>
+    <w:tbl>
+      <w:tblPr>
+        <w:tblW w:w="9000" w:type="dxa"/>
+        <w:tblBorders>
+          <w:top w:val="nil"/>
+          <w:left w:val="nil"/>
+          <w:bottom w:val="nil"/>
+          <w:right w:val="nil"/>
+          <w:insideH w:val="nil"/>
+          <w:insideV w:val="nil"/>
+        </w:tblBorders>
+      </w:tblPr>
+      <w:tblGrid>
+        <w:gridCol w:w="4500"/>
+        <w:gridCol w:w="4500"/>
+      </w:tblGrid>
+      <w:tr>
+        <w:tc>
+          <w:tcPr>
+            <w:tcW w:w="4500" w:type="dxa"/>
+          </w:tcPr>
+          <w:p>
+            <w:pPr>
+              <w:jc w:val="center"/>
+            </w:pPr>
+            <w:r>
+              <w:t xml:space="preserve">V.º B.º</w:t>
+            </w:r>
+          </w:p>
+          <w:p>
+            <w:pPr>
+              <w:jc w:val="center"/>
+            </w:pPr>
+            <w:r>
+              <w:rPr>
+                <w:caps/>
+              </w:rPr>
+              <w:t xml:space="preserve">{{TRATAMIENTO VISTO BUENO}}</w:t>
+            </w:r>
+          </w:p>
+          <w:p>
+            <w:pPr>
+              <w:jc w:val="center"/>
+            </w:pPr>
+            <w:r>
+              <w:t xml:space="preserve">Firma digital</w:t>
+            </w:r>
+          </w:p>
+          <w:p>
+            <w:pPr>
+              <w:jc w:val="center"/>
+            </w:pPr>
+            <w:r>
+              <w:t xml:space="preserve">{{VISTO BUENO}}</w:t>
+            </w:r>
+          </w:p>
+        </w:tc>
+        <w:tc>
+          <w:tcPr>
+            <w:tcW w:w="4500" w:type="dxa"/>
+          </w:tcPr>
+          <w:p>
+            <w:pPr>
+              <w:jc w:val="center"/>
+            </w:pPr>
+            <w:r>
+              <w:rPr>
+                <w:caps/>
+              </w:rPr>
+              <w:t xml:space="preserve">{{TRATAMIENTO FIRMANTE}}</w:t>
+            </w:r>
+          </w:p>
+          <w:p>
+            <w:pPr>
+              <w:jc w:val="center"/>
+            </w:pPr>
+            <w:r>
+              <w:t xml:space="preserve">Firma digital</w:t>
+            </w:r>
+          </w:p>
+          <w:p>
+            <w:pPr>
+              <w:jc w:val="center"/>
+            </w:pPr>
+            <w:r>
+              <w:t xml:space="preserve">{{FIRMANTE}}</w:t>
+            </w:r>
+          </w:p>
+        </w:tc>
+      </w:tr>
+    </w:tbl>
+    <w:p/>
     <w:sectPr/>
   </w:body>
 </w:document>
